--- a/docs/manual/ArgusGrid-Pouzivatelska-prirucka.docx
+++ b/docs/manual/ArgusGrid-Pouzivatelska-prirucka.docx
@@ -65,7 +65,7 @@
         <w:rPr>
           <w:b/>
         </w:rPr>
-        <w:t>12. 10. 2026</w:t>
+        <w:t>13. 10. 2026</w:t>
       </w:r>
     </w:p>
     <w:p>
